--- a/常见问题与处理方法.docx
+++ b/常见问题与处理方法.docx
@@ -28,7 +28,49 @@
           <w:color w:val="4E6C5C"/>
           <w:sz w:val="21"/>
         </w:rPr>
-        <w:t>适用于 v1.40 Windows 便携版。先耐心等候页面加载；不要连续快速点击同一按钮。</w:t>
+        <w:t>适用于 v1.41 Windows 便携版。章节目录和完成状态可能分批出现，点一次按钮后请让程序完成本轮查找。</w:t>
+      </w:r>
+    </w:p>
+    <w:p>
+      <w:pPr>
+        <w:spacing w:before="220" w:after="80"/>
+      </w:pPr>
+      <w:r>
+        <w:rPr>
+          <w:rFonts w:ascii="Microsoft YaHei UI" w:hAnsi="Microsoft YaHei UI" w:eastAsia="Microsoft YaHei UI"/>
+          <w:b/>
+          <w:color w:val="3D9B67"/>
+          <w:sz w:val="28"/>
+        </w:rPr>
+        <w:t>还没手动打开章节，点“打开未完成章节”却说没有</w:t>
+      </w:r>
+    </w:p>
+    <w:p>
+      <w:pPr>
+        <w:spacing w:line="317" w:lineRule="auto" w:after="120"/>
+      </w:pPr>
+      <w:r>
+        <w:rPr>
+          <w:rFonts w:ascii="Microsoft YaHei UI" w:hAnsi="Microsoft YaHei UI" w:eastAsia="Microsoft YaHei UI"/>
+          <w:b w:val="0"/>
+          <w:color w:val="17392D"/>
+          <w:sz w:val="21"/>
+        </w:rPr>
+        <w:t>v1.41 会先尝试打开网页目录中的第一个真实章节，让学习通把完整章节目录加载出来，然后自动重新查找。这个过程可能需要几秒，不必先手动点章节，也不必连续点击按钮。程序不会把“返回课程”、章节测验、作业或考试当成用来加载目录的章节。</w:t>
+      </w:r>
+    </w:p>
+    <w:p>
+      <w:pPr>
+        <w:spacing w:line="317" w:lineRule="auto" w:after="120"/>
+      </w:pPr>
+      <w:r>
+        <w:rPr>
+          <w:rFonts w:ascii="Microsoft YaHei UI" w:hAnsi="Microsoft YaHei UI" w:eastAsia="Microsoft YaHei UI"/>
+          <w:b w:val="0"/>
+          <w:color w:val="17392D"/>
+          <w:sz w:val="21"/>
+        </w:rPr>
+        <w:t>如果页面本身还没有显示任何章节入口，程序会明确提示目录未能加载。此时请等待学习通页面加载完成后再试一次。</w:t>
       </w:r>
     </w:p>
     <w:p>
@@ -56,7 +98,7 @@
           <w:color w:val="17392D"/>
           <w:sz w:val="21"/>
         </w:rPr>
-        <w:t>学习通有时先显示章节名称，稍后才补充任务状态。程序会短暂等待并自动重读目录。请先等几秒并观察顶部提示与右侧“下一视频”，无需反复点击“开始”。</w:t>
+        <w:t>学习通有时先显示章节名称，稍后才补充任务状态。程序会自动重读，并在连续三次读到相同目录状态后再选择目标。请先等几秒并观察顶部提示与右侧“下一视频”，无需反复点击“开始”。</w:t>
       </w:r>
     </w:p>
     <w:p>
@@ -84,7 +126,7 @@
           <w:color w:val="17392D"/>
           <w:sz w:val="21"/>
         </w:rPr>
-        <w:t>章节“未完成”可能只是还剩测验、作业或其他任务。程序进入后会核对真实视频；确认视频都已完成后，会继续寻找后面的未看完视频。v1.40 还会忽略网页源码中未显示的旧状态模板，避免把已完成章节误判为待播。</w:t>
+        <w:t>章节“未完成”可能只是还剩测验、作业或其他任务。程序进入后会核对真实视频；确认视频都已完成后，会继续寻找后面的未看完视频。v1.41 会先等待目录状态稳定，同时忽略网页源码中未显示的旧状态模板，减少同一次查找先错后对的情况。</w:t>
       </w:r>
     </w:p>
     <w:p>
@@ -173,7 +215,7 @@
           <w:color w:val="17392D"/>
           <w:sz w:val="21"/>
         </w:rPr>
-        <w:t>先在程序内进入学习通课程首页并完成登录。点左侧课程后，程序会切到章节页签并补读目录。课程为空可点“刷新课程”；章节仍为空可等页面稳定后再点一次课程。</w:t>
+        <w:t>先在程序内进入学习通课程首页并完成登录。点左侧课程后，程序会切到章节页签并补读目录。课程为空可点“刷新课程”；章节仍为空时可点一次“打开未完成章节”，程序会尝试打开首个真实章节来加载完整目录。</w:t>
       </w:r>
     </w:p>
     <w:p>

--- a/常见问题与处理方法.docx
+++ b/常见问题与处理方法.docx
@@ -28,7 +28,7 @@
           <w:color w:val="4E6C5C"/>
           <w:sz w:val="21"/>
         </w:rPr>
-        <w:t>适用于 v1.41 Windows 便携版。章节目录和完成状态可能分批出现，点一次按钮后请让程序完成本轮查找。</w:t>
+        <w:t>适用于 v1.42 Windows 便携版。章节目录和完成状态可能分批出现，点一次按钮后请让程序完成本轮查找。</w:t>
       </w:r>
     </w:p>
     <w:p>
@@ -42,7 +42,7 @@
           <w:color w:val="3D9B67"/>
           <w:sz w:val="28"/>
         </w:rPr>
-        <w:t>还没手动打开章节，点“打开未完成章节”却说没有</w:t>
+        <w:t>没有先打开视频，点“打开未完成章节”却说没有</w:t>
       </w:r>
     </w:p>
     <w:p>
@@ -56,7 +56,7 @@
           <w:color w:val="17392D"/>
           <w:sz w:val="21"/>
         </w:rPr>
-        <w:t>v1.41 会先尝试打开网页目录中的第一个真实章节，让学习通把完整章节目录加载出来，然后自动重新查找。这个过程可能需要几秒，不必先手动点章节，也不必连续点击按钮。程序不会把“返回课程”、章节测验、作业或考试当成用来加载目录的章节。</w:t>
+        <w:t>使用“打开未完成章节”前，必须先在学习通网页中手动点开任意一个视频。视频页面出现后，程序才能可靠读取该课程的视频与章节信息，再按顺序寻找真正未完成的视频。</w:t>
       </w:r>
     </w:p>
     <w:p>
@@ -70,7 +70,7 @@
           <w:color w:val="17392D"/>
           <w:sz w:val="21"/>
         </w:rPr>
-        <w:t>如果页面本身还没有显示任何章节入口，程序会明确提示目录未能加载。此时请等待学习通页面加载完成后再试一次。</w:t>
+        <w:t>若直接点击按钮并提示没有可打开的视频，请先点开一个视频，等待视频页面加载完成，再点一次“打开未完成章节”。无需连续快速点击按钮。</w:t>
       </w:r>
     </w:p>
     <w:p>
@@ -126,7 +126,7 @@
           <w:color w:val="17392D"/>
           <w:sz w:val="21"/>
         </w:rPr>
-        <w:t>章节“未完成”可能只是还剩测验、作业或其他任务。程序进入后会核对真实视频；确认视频都已完成后，会继续寻找后面的未看完视频。v1.41 会先等待目录状态稳定，同时忽略网页源码中未显示的旧状态模板，减少同一次查找先错后对的情况。</w:t>
+        <w:t>章节“未完成”可能只是还剩测验、作业或其他任务。程序进入后会核对真实视频；确认视频都已完成后，会继续寻找后面的未看完视频。v1.42 会先等待目录状态稳定，同时忽略网页源码中未显示的旧状态模板，减少同一次查找先错后对的情况。</w:t>
       </w:r>
     </w:p>
     <w:p>
@@ -215,7 +215,7 @@
           <w:color w:val="17392D"/>
           <w:sz w:val="21"/>
         </w:rPr>
-        <w:t>先在程序内进入学习通课程首页并完成登录。点左侧课程后，程序会切到章节页签并补读目录。课程为空可点“刷新课程”；章节仍为空时可点一次“打开未完成章节”，程序会尝试打开首个真实章节来加载完整目录。</w:t>
+        <w:t>先在程序内进入学习通课程首页并完成登录。课程为空可点“刷新课程”。进入课程后，必须先在网页中手动点开任意一个视频；视频页面出现后，再点“打开未完成章节”或“开始”。</w:t>
       </w:r>
     </w:p>
     <w:p>

--- a/常见问题与处理方法.docx
+++ b/常见问题与处理方法.docx
@@ -28,7 +28,7 @@
           <w:color w:val="4E6C5C"/>
           <w:sz w:val="21"/>
         </w:rPr>
-        <w:t>适用于 v1.42 Windows 便携版。章节目录和完成状态可能分批出现，点一次按钮后请让程序完成本轮查找。</w:t>
+        <w:t>适用于 v1.43 Windows 便携版。章节目录和完成状态可能分批出现，点一次按钮后请让程序完成本轮查找。</w:t>
       </w:r>
     </w:p>
     <w:p>
@@ -126,7 +126,7 @@
           <w:color w:val="17392D"/>
           <w:sz w:val="21"/>
         </w:rPr>
-        <w:t>章节“未完成”可能只是还剩测验、作业或其他任务。程序进入后会核对真实视频；确认视频都已完成后，会继续寻找后面的未看完视频。v1.42 会先等待目录状态稳定，同时忽略网页源码中未显示的旧状态模板，减少同一次查找先错后对的情况。</w:t>
+        <w:t>章节“未完成”可能只是还剩测验、作业或其他任务。程序进入后会核对真实视频；确认视频都已完成后，会继续寻找后面的未看完视频。v1.43 会先等待目录状态稳定，同时忽略网页源码中未显示的旧状态模板，减少同一次查找先错后对的情况。</w:t>
       </w:r>
     </w:p>
     <w:p>
@@ -182,7 +182,7 @@
           <w:color w:val="17392D"/>
           <w:sz w:val="21"/>
         </w:rPr>
-        <w:t>先确认顶部显示“辅助运行中”，并等待当前视频自然结束。程序只在真实播放器确认结束后切换，不会通过修改页面数据伪造完成。若停住，可点一次“开始”；仍无效时导出反馈包。</w:t>
+        <w:t>先确认顶部显示“辅助运行中”，并等待当前视频自然结束。程序只在真实播放器确认结束后切换，不会通过修改页面数据伪造完成。若明确识别到下一视频但切换失败，v1.43 会停住提示，不会跳章或把本章记成已核验。等待页面稳定后点一次“开始”；仍无效时导出反馈包。</w:t>
       </w:r>
     </w:p>
     <w:p>
@@ -271,7 +271,7 @@
           <w:color w:val="17392D"/>
           <w:sz w:val="21"/>
         </w:rPr>
-        <w:t>打开“日志与反馈”，点“导出反馈包”，同时说明课程页面、点击步骤、当前视频是否正在播放，以及预期跳到哪一段。公开发送前，请检查并删除不便公开的课程名称、学校名称或页面地址参数。</w:t>
+        <w:t>打开“日志与反馈”，点“导出反馈包”，同时说明课程页面、点击步骤、当前视频是否正在播放，以及预期跳到哪一段。程序会自动遮盖常见令牌、签名、认证头和 Cookie；公开发送前仍请检查并删除不便公开的课程名称、学校名称等内容。</w:t>
       </w:r>
     </w:p>
     <w:p>

--- a/常见问题与处理方法.docx
+++ b/常见问题与处理方法.docx
@@ -11,10 +11,10 @@
         <w:rPr>
           <w:rFonts w:ascii="Microsoft YaHei UI" w:hAnsi="Microsoft YaHei UI" w:eastAsia="Microsoft YaHei UI"/>
           <w:b/>
-          <w:color w:val="17392D"/>
-          <w:sz w:val="50"/>
+          <w:color w:val="000000"/>
+          <w:sz w:val="44"/>
         </w:rPr>
-        <w:t>学习通课程视频播放助手：常见问题与处理方法</w:t>
+        <w:t>学习通课程视频播放助手常见问题与处理方法</w:t>
       </w:r>
     </w:p>
     <w:p>
@@ -28,49 +28,7 @@
           <w:color w:val="4E6C5C"/>
           <w:sz w:val="21"/>
         </w:rPr>
-        <w:t>适用于 v1.43 Windows 便携版。章节目录和完成状态可能分批出现，点一次按钮后请让程序完成本轮查找。</w:t>
-      </w:r>
-    </w:p>
-    <w:p>
-      <w:pPr>
-        <w:spacing w:before="220" w:after="80"/>
-      </w:pPr>
-      <w:r>
-        <w:rPr>
-          <w:rFonts w:ascii="Microsoft YaHei UI" w:hAnsi="Microsoft YaHei UI" w:eastAsia="Microsoft YaHei UI"/>
-          <w:b/>
-          <w:color w:val="3D9B67"/>
-          <w:sz w:val="28"/>
-        </w:rPr>
-        <w:t>没有先打开视频，点“打开未完成章节”却说没有</w:t>
-      </w:r>
-    </w:p>
-    <w:p>
-      <w:pPr>
-        <w:spacing w:line="317" w:lineRule="auto" w:after="120"/>
-      </w:pPr>
-      <w:r>
-        <w:rPr>
-          <w:rFonts w:ascii="Microsoft YaHei UI" w:hAnsi="Microsoft YaHei UI" w:eastAsia="Microsoft YaHei UI"/>
-          <w:b w:val="0"/>
-          <w:color w:val="17392D"/>
-          <w:sz w:val="21"/>
-        </w:rPr>
-        <w:t>使用“打开未完成章节”前，必须先在学习通网页中手动点开任意一个视频。视频页面出现后，程序才能可靠读取该课程的视频与章节信息，再按顺序寻找真正未完成的视频。</w:t>
-      </w:r>
-    </w:p>
-    <w:p>
-      <w:pPr>
-        <w:spacing w:line="317" w:lineRule="auto" w:after="120"/>
-      </w:pPr>
-      <w:r>
-        <w:rPr>
-          <w:rFonts w:ascii="Microsoft YaHei UI" w:hAnsi="Microsoft YaHei UI" w:eastAsia="Microsoft YaHei UI"/>
-          <w:b w:val="0"/>
-          <w:color w:val="17392D"/>
-          <w:sz w:val="21"/>
-        </w:rPr>
-        <w:t>若直接点击按钮并提示没有可打开的视频，请先点开一个视频，等待视频页面加载完成，再点一次“打开未完成章节”。无需连续快速点击按钮。</w:t>
+        <w:t>适用于 v1.44 Windows 便携版。进入课程后，先在学习通网页中手动选择准备观看的视频，再让程序接续播放。</w:t>
       </w:r>
     </w:p>
     <w:p>
@@ -98,7 +56,7 @@
           <w:color w:val="17392D"/>
           <w:sz w:val="21"/>
         </w:rPr>
-        <w:t>学习通有时先显示章节名称，稍后才补充任务状态。程序会自动重读，并在连续三次读到相同目录状态后再选择目标。请先等几秒并观察顶部提示与右侧“下一视频”，无需反复点击“开始”。</w:t>
+        <w:t>先确认学习通网页中已经手动打开准备观看的视频。点“开始”后，程序会接管当前视频；学习通页面仍在加载时，请先等几秒并观察顶部提示与右侧“当前视频”，无需反复点击。</w:t>
       </w:r>
     </w:p>
     <w:p>
@@ -126,7 +84,7 @@
           <w:color w:val="17392D"/>
           <w:sz w:val="21"/>
         </w:rPr>
-        <w:t>章节“未完成”可能只是还剩测验、作业或其他任务。程序进入后会核对真实视频；确认视频都已完成后，会继续寻找后面的未看完视频。v1.43 会先等待目录状态稳定，同时忽略网页源码中未显示的旧状态模板，减少同一次查找先错后对的情况。</w:t>
+        <w:t>章节“未完成”可能只是还剩测验、作业或其他任务。程序只把真实视频计入接续顺序，不会把测验或作业当成下一视频。</w:t>
       </w:r>
     </w:p>
     <w:p>
@@ -182,7 +140,7 @@
           <w:color w:val="17392D"/>
           <w:sz w:val="21"/>
         </w:rPr>
-        <w:t>先确认顶部显示“辅助运行中”，并等待当前视频自然结束。程序只在真实播放器确认结束后切换，不会通过修改页面数据伪造完成。若明确识别到下一视频但切换失败，v1.43 会停住提示，不会跳章或把本章记成已核验。等待页面稳定后点一次“开始”；仍无效时导出反馈包。</w:t>
+        <w:t>先确认顶部显示“辅助运行中”，并等待当前视频自然结束。程序只在真实播放器确认结束后切换，不会通过修改页面数据伪造完成。若明确识别到下一视频但切换失败，v1.44 会停住提示，不会跳章或把本章记成已核验。等待页面稳定后点一次“开始”；仍无效时导出反馈包。</w:t>
       </w:r>
     </w:p>
     <w:p>
@@ -215,7 +173,7 @@
           <w:color w:val="17392D"/>
           <w:sz w:val="21"/>
         </w:rPr>
-        <w:t>先在程序内进入学习通课程首页并完成登录。课程为空可点“刷新课程”。进入课程后，必须先在网页中手动点开任意一个视频；视频页面出现后，再点“打开未完成章节”或“开始”。</w:t>
+        <w:t>先在程序内进入学习通课程首页并完成登录。课程为空可点“刷新课程”。进入课程后，在网页中手动点开准备观看的视频；视频页面出现后，再点“开始”。</w:t>
       </w:r>
     </w:p>
     <w:p>

--- a/常见问题与处理方法.docx
+++ b/常见问题与处理方法.docx
@@ -28,7 +28,7 @@
           <w:color w:val="4E6C5C"/>
           <w:sz w:val="21"/>
         </w:rPr>
-        <w:t>适用于 v1.44 Windows 便携版。进入课程后，先在学习通网页中手动选择准备观看的视频，再让程序接续播放。</w:t>
+        <w:t>适用于 v1.45 Windows 便携版。进入课程后，先在学习通网页中手动选择准备观看的视频，再让程序接续播放。</w:t>
       </w:r>
     </w:p>
     <w:p>
@@ -56,7 +56,35 @@
           <w:color w:val="17392D"/>
           <w:sz w:val="21"/>
         </w:rPr>
-        <w:t>先确认学习通网页中已经手动打开准备观看的视频。点“开始”后，程序会接管当前视频；学习通页面仍在加载时，请先等几秒并观察顶部提示与右侧“当前视频”，无需反复点击。</w:t>
+        <w:t>先确认学习通网页中已经手动打开准备观看的视频。点“开始”后，程序会接管当前视频；学习通页面仍在加载时，请观察顶部提示与右侧“当前视频”。切换下一视频通常需要约半分钟，请不要反复点击。</w:t>
+      </w:r>
+    </w:p>
+    <w:p>
+      <w:pPr>
+        <w:spacing w:before="220" w:after="80"/>
+      </w:pPr>
+      <w:r>
+        <w:rPr>
+          <w:rFonts w:ascii="Microsoft YaHei UI" w:hAnsi="Microsoft YaHei UI" w:eastAsia="Microsoft YaHei UI"/>
+          <w:b/>
+          <w:color w:val="3D9B67"/>
+          <w:sz w:val="28"/>
+        </w:rPr>
+        <w:t>为什么切换后一直显示视频正在载入</w:t>
+      </w:r>
+    </w:p>
+    <w:p>
+      <w:pPr>
+        <w:spacing w:line="317" w:lineRule="auto" w:after="120"/>
+      </w:pPr>
+      <w:r>
+        <w:rPr>
+          <w:rFonts w:ascii="Microsoft YaHei UI" w:hAnsi="Microsoft YaHei UI" w:eastAsia="Microsoft YaHei UI"/>
+          <w:b w:val="0"/>
+          <w:color w:val="17392D"/>
+          <w:sz w:val="21"/>
+        </w:rPr>
+        <w:t>学习通需要重新建立播放器，真实课程中可能花约半分钟。保持程序和网页开启，等待视频时间开始增长。程序只有看到时间真实前进才确认播放成功；约 40 秒仍未播放时会停在当前目标并提示，不会继续跳过后面的视频。</w:t>
       </w:r>
     </w:p>
     <w:p>
@@ -112,7 +140,7 @@
           <w:color w:val="17392D"/>
           <w:sz w:val="21"/>
         </w:rPr>
-        <w:t>下一章节的视频信息有时只有进入章节后才出现。程序会先锁定下一候选章节，当前视频结束并进入该章后，再显示并定位具体未完成视频。若等待较久仍未更新，可点一次“开始”。</w:t>
+        <w:t>下一章节的视频信息有时只有进入章节后才出现。程序会先锁定下一候选章节，当前视频结束并进入该章后，再显示并定位具体未完成视频。先等待约 40 秒；仍未更新时，可点一次“开始”。</w:t>
       </w:r>
     </w:p>
     <w:p>
@@ -140,7 +168,7 @@
           <w:color w:val="17392D"/>
           <w:sz w:val="21"/>
         </w:rPr>
-        <w:t>先确认顶部显示“辅助运行中”，并等待当前视频自然结束。程序只在真实播放器确认结束后切换，不会通过修改页面数据伪造完成。若明确识别到下一视频但切换失败，v1.44 会停住提示，不会跳章或把本章记成已核验。等待页面稳定后点一次“开始”；仍无效时导出反馈包。</w:t>
+        <w:t>先确认顶部显示“辅助运行中”，并等待当前视频自然结束。程序只在真实播放器确认结束后切换，不会通过修改页面数据伪造完成。若明确识别到下一视频但切换失败，v1.45 会停住提示，不会跳章或把本章记成已核验。等待页面稳定后点一次“开始”；仍无效时导出反馈包。</w:t>
       </w:r>
     </w:p>
     <w:p>

--- a/常见问题与处理方法.docx
+++ b/常见问题与处理方法.docx
@@ -28,7 +28,7 @@
           <w:color w:val="4E6C5C"/>
           <w:sz w:val="21"/>
         </w:rPr>
-        <w:t>适用于 v1.45 Windows 便携版。进入课程后，先在学习通网页中手动选择准备观看的视频，再让程序接续播放。</w:t>
+        <w:t>适用于 v1.46 Windows 便携版。进入课程后，先在学习通网页中手动选择准备观看的视频，再让程序接续播放。</w:t>
       </w:r>
     </w:p>
     <w:p>
@@ -84,7 +84,7 @@
           <w:color w:val="17392D"/>
           <w:sz w:val="21"/>
         </w:rPr>
-        <w:t>学习通需要重新建立播放器，真实课程中可能花约半分钟。保持程序和网页开启，等待视频时间开始增长。程序只有看到时间真实前进才确认播放成功；约 40 秒仍未播放时会停在当前目标并提示，不会继续跳过后面的视频。</w:t>
+        <w:t>学习通需要重新建立播放器，真实课程中可能花约半分钟。保持程序和网页开启，等待视频时间开始增长。程序只有看到时间真实前进才确认播放成功；加载、播放确认各阶段最多等待 90 秒，成功后立即继续；超时仍未成功会停在当前目标并提示，不会继续跳过后面的视频。</w:t>
       </w:r>
     </w:p>
     <w:p>
@@ -140,7 +140,7 @@
           <w:color w:val="17392D"/>
           <w:sz w:val="21"/>
         </w:rPr>
-        <w:t>下一章节的视频信息有时只有进入章节后才出现。程序会先锁定下一候选章节，当前视频结束并进入该章后，再显示并定位具体未完成视频。先等待约 40 秒；仍未更新时，可点一次“开始”。</w:t>
+        <w:t>下一章节的视频信息有时只有进入章节后才出现。程序会先锁定下一候选章节，当前视频结束并进入该章后，再显示并定位具体未完成视频。请等待当前加载阶段结束；每阶段最多等待 90 秒。超时提示后，可点一次“开始”。</w:t>
       </w:r>
     </w:p>
     <w:p>
@@ -168,7 +168,7 @@
           <w:color w:val="17392D"/>
           <w:sz w:val="21"/>
         </w:rPr>
-        <w:t>先确认顶部显示“辅助运行中”，并等待当前视频自然结束。程序只在真实播放器确认结束后切换，不会通过修改页面数据伪造完成。若明确识别到下一视频但切换失败，v1.45 会停住提示，不会跳章或把本章记成已核验。等待页面稳定后点一次“开始”；仍无效时导出反馈包。</w:t>
+        <w:t>先确认顶部显示“辅助运行中”，并等待当前视频自然结束。程序只在真实播放器确认结束后切换，不会通过修改页面数据伪造完成。若明确识别到下一视频但切换失败，v1.46 会停住提示，不会跳章或把本章记成已核验。等待页面稳定后点一次“开始”；仍无效时导出反馈包。</w:t>
       </w:r>
     </w:p>
     <w:p>
@@ -230,6 +230,34 @@
           <w:sz w:val="21"/>
         </w:rPr>
         <w:t>浏览器或学校播放器可能要求一次人工点击。直接点网页中的播放按钮即可；后续程序仍会继续观察和切换。验证码、人脸识别、登录或学校认证出现时，也需要同学亲自处理。</w:t>
+      </w:r>
+    </w:p>
+    <w:p>
+      <w:pPr>
+        <w:spacing w:before="220" w:after="80"/>
+      </w:pPr>
+      <w:r>
+        <w:rPr>
+          <w:rFonts w:ascii="Microsoft YaHei UI" w:hAnsi="Microsoft YaHei UI" w:eastAsia="Microsoft YaHei UI"/>
+          <w:b/>
+          <w:color w:val="3D9B67"/>
+          <w:sz w:val="28"/>
+        </w:rPr>
+        <w:t>怎样一键关闭声音</w:t>
+      </w:r>
+    </w:p>
+    <w:p>
+      <w:pPr>
+        <w:spacing w:line="317" w:lineRule="auto" w:after="120"/>
+      </w:pPr>
+      <w:r>
+        <w:rPr>
+          <w:rFonts w:ascii="Microsoft YaHei UI" w:hAnsi="Microsoft YaHei UI" w:eastAsia="Microsoft YaHei UI"/>
+          <w:b w:val="0"/>
+          <w:color w:val="17392D"/>
+          <w:sz w:val="21"/>
+        </w:rPr>
+        <w:t>点击顶部“静音”，按钮会显示“已静音”，视频仍会继续播放，切换视频后也保持静音。再次点击“已静音”恢复声音；播放器自身的音量不变，其他软件不受影响。重新启动程序后需重新选择静音。</w:t>
       </w:r>
     </w:p>
     <w:p>
